--- a/docs/Breakout_Analysis.docx
+++ b/docs/Breakout_Analysis.docx
@@ -283,7 +283,7 @@
           <w:color w:val="auto"/>
         </w:rPr>
       </w:pPr>
-      <w:bookmarkStart w:id="0" w:name="_Toc239668429"/>
+      <w:bookmarkStart w:id="0" w:name="_Toc239926562"/>
       <w:r>
         <w:rPr>
           <w:rFonts w:ascii="Times New Roman" w:hAnsi="Times New Roman" w:cs="Times New Roman"/>
@@ -335,12 +335,13 @@
             </w:rPr>
             <w:fldChar w:fldCharType="separate"/>
           </w:r>
-          <w:hyperlink w:anchor="_Toc239668429" w:history="1">
+          <w:hyperlink w:anchor="_Toc239926562" w:history="1">
             <w:r>
               <w:rPr>
                 <w:rStyle w:val="Hyperlink"/>
                 <w:rFonts w:ascii="Times New Roman" w:hAnsi="Times New Roman" w:cs="Times New Roman"/>
                 <w:noProof/>
+                <w:color w:val="auto"/>
               </w:rPr>
               <w:t>Table of Contents</w:t>
             </w:r>
@@ -360,7 +361,7 @@
               <w:rPr>
                 <w:noProof/>
               </w:rPr>
-              <w:instrText xml:space="preserve"> PAGEREF _Toc239668429 \h </w:instrText>
+              <w:instrText xml:space="preserve"> PAGEREF _Toc239926562 \h </w:instrText>
             </w:r>
             <w:r>
               <w:rPr>
@@ -402,14 +403,15 @@
               <w14:ligatures w14:val="standardContextual"/>
             </w:rPr>
           </w:pPr>
-          <w:hyperlink w:anchor="_Toc239668430" w:history="1">
+          <w:hyperlink w:anchor="_Toc239926563" w:history="1">
             <w:r>
               <w:rPr>
                 <w:rStyle w:val="Hyperlink"/>
                 <w:rFonts w:ascii="Times New Roman" w:hAnsi="Times New Roman" w:cs="Times New Roman"/>
                 <w:noProof/>
-              </w:rPr>
-              <w:t>1 Project description</w:t>
+                <w:color w:val="auto"/>
+              </w:rPr>
+              <w:t>1 Introduction</w:t>
             </w:r>
             <w:r>
               <w:rPr>
@@ -427,7 +429,75 @@
               <w:rPr>
                 <w:noProof/>
               </w:rPr>
-              <w:instrText xml:space="preserve"> PAGEREF _Toc239668430 \h </w:instrText>
+              <w:instrText xml:space="preserve"> PAGEREF _Toc239926563 \h </w:instrText>
+            </w:r>
+            <w:r>
+              <w:rPr>
+                <w:noProof/>
+              </w:rPr>
+            </w:r>
+            <w:r>
+              <w:rPr>
+                <w:noProof/>
+              </w:rPr>
+              <w:fldChar w:fldCharType="separate"/>
+            </w:r>
+            <w:r>
+              <w:rPr>
+                <w:noProof/>
+              </w:rPr>
+              <w:t>2</w:t>
+            </w:r>
+            <w:r>
+              <w:rPr>
+                <w:noProof/>
+              </w:rPr>
+              <w:fldChar w:fldCharType="end"/>
+            </w:r>
+          </w:hyperlink>
+        </w:p>
+        <w:p>
+          <w:pPr>
+            <w:pStyle w:val="TOC1"/>
+            <w:tabs>
+              <w:tab w:val="right" w:leader="dot" w:pos="9628"/>
+            </w:tabs>
+            <w:rPr>
+              <w:rFonts w:asciiTheme="minorHAnsi" w:eastAsiaTheme="minorEastAsia" w:hAnsiTheme="minorHAnsi" w:cstheme="minorBidi"/>
+              <w:noProof/>
+              <w:kern w:val="2"/>
+              <w:sz w:val="24"/>
+              <w:szCs w:val="24"/>
+              <w14:ligatures w14:val="standardContextual"/>
+            </w:rPr>
+          </w:pPr>
+          <w:hyperlink w:anchor="_Toc239926564" w:history="1">
+            <w:r>
+              <w:rPr>
+                <w:rStyle w:val="Hyperlink"/>
+                <w:rFonts w:ascii="Times New Roman" w:hAnsi="Times New Roman" w:cs="Times New Roman"/>
+                <w:noProof/>
+                <w:color w:val="auto"/>
+              </w:rPr>
+              <w:t>2 Project description</w:t>
+            </w:r>
+            <w:r>
+              <w:rPr>
+                <w:noProof/>
+              </w:rPr>
+              <w:tab/>
+            </w:r>
+            <w:r>
+              <w:rPr>
+                <w:noProof/>
+              </w:rPr>
+              <w:fldChar w:fldCharType="begin"/>
+            </w:r>
+            <w:r>
+              <w:rPr>
+                <w:noProof/>
+              </w:rPr>
+              <w:instrText xml:space="preserve"> PAGEREF _Toc239926564 \h </w:instrText>
             </w:r>
             <w:r>
               <w:rPr>
@@ -469,14 +539,15 @@
               <w14:ligatures w14:val="standardContextual"/>
             </w:rPr>
           </w:pPr>
-          <w:hyperlink w:anchor="_Toc239668431" w:history="1">
+          <w:hyperlink w:anchor="_Toc239926565" w:history="1">
             <w:r>
               <w:rPr>
                 <w:rStyle w:val="Hyperlink"/>
                 <w:rFonts w:ascii="Times New Roman" w:hAnsi="Times New Roman" w:cs="Times New Roman"/>
                 <w:noProof/>
-              </w:rPr>
-              <w:t>1.1 Problem and intended users</w:t>
+                <w:color w:val="auto"/>
+              </w:rPr>
+              <w:t>2.1 Problem and intended users</w:t>
             </w:r>
             <w:r>
               <w:rPr>
@@ -494,7 +565,7 @@
               <w:rPr>
                 <w:noProof/>
               </w:rPr>
-              <w:instrText xml:space="preserve"> PAGEREF _Toc239668431 \h </w:instrText>
+              <w:instrText xml:space="preserve"> PAGEREF _Toc239926565 \h </w:instrText>
             </w:r>
             <w:r>
               <w:rPr>
@@ -536,14 +607,15 @@
               <w14:ligatures w14:val="standardContextual"/>
             </w:rPr>
           </w:pPr>
-          <w:hyperlink w:anchor="_Toc239668432" w:history="1">
+          <w:hyperlink w:anchor="_Toc239926566" w:history="1">
             <w:r>
               <w:rPr>
                 <w:rStyle w:val="Hyperlink"/>
                 <w:rFonts w:ascii="Times New Roman" w:hAnsi="Times New Roman" w:cs="Times New Roman"/>
                 <w:noProof/>
-              </w:rPr>
-              <w:t>1.2 Personal learning goals</w:t>
+                <w:color w:val="auto"/>
+              </w:rPr>
+              <w:t>2.2 Personal learning goals</w:t>
             </w:r>
             <w:r>
               <w:rPr>
@@ -561,7 +633,7 @@
               <w:rPr>
                 <w:noProof/>
               </w:rPr>
-              <w:instrText xml:space="preserve"> PAGEREF _Toc239668432 \h </w:instrText>
+              <w:instrText xml:space="preserve"> PAGEREF _Toc239926566 \h </w:instrText>
             </w:r>
             <w:r>
               <w:rPr>
@@ -603,14 +675,15 @@
               <w14:ligatures w14:val="standardContextual"/>
             </w:rPr>
           </w:pPr>
-          <w:hyperlink w:anchor="_Toc239668433" w:history="1">
+          <w:hyperlink w:anchor="_Toc239926567" w:history="1">
             <w:r>
               <w:rPr>
                 <w:rStyle w:val="Hyperlink"/>
                 <w:rFonts w:ascii="Times New Roman" w:hAnsi="Times New Roman" w:cs="Times New Roman"/>
                 <w:noProof/>
-              </w:rPr>
-              <w:t>2 Scope and constraints</w:t>
+                <w:color w:val="auto"/>
+              </w:rPr>
+              <w:t>3 Scope and constraints</w:t>
             </w:r>
             <w:r>
               <w:rPr>
@@ -628,7 +701,7 @@
               <w:rPr>
                 <w:noProof/>
               </w:rPr>
-              <w:instrText xml:space="preserve"> PAGEREF _Toc239668433 \h </w:instrText>
+              <w:instrText xml:space="preserve"> PAGEREF _Toc239926567 \h </w:instrText>
             </w:r>
             <w:r>
               <w:rPr>
@@ -670,14 +743,15 @@
               <w14:ligatures w14:val="standardContextual"/>
             </w:rPr>
           </w:pPr>
-          <w:hyperlink w:anchor="_Toc239668434" w:history="1">
+          <w:hyperlink w:anchor="_Toc239926568" w:history="1">
             <w:r>
               <w:rPr>
                 <w:rStyle w:val="Hyperlink"/>
                 <w:rFonts w:ascii="Times New Roman" w:hAnsi="Times New Roman" w:cs="Times New Roman"/>
                 <w:noProof/>
-              </w:rPr>
-              <w:t>3 Analysis approach and findings</w:t>
+                <w:color w:val="auto"/>
+              </w:rPr>
+              <w:t>4 Analysis approach and findings</w:t>
             </w:r>
             <w:r>
               <w:rPr>
@@ -695,7 +769,7 @@
               <w:rPr>
                 <w:noProof/>
               </w:rPr>
-              <w:instrText xml:space="preserve"> PAGEREF _Toc239668434 \h </w:instrText>
+              <w:instrText xml:space="preserve"> PAGEREF _Toc239926568 \h </w:instrText>
             </w:r>
             <w:r>
               <w:rPr>
@@ -737,14 +811,15 @@
               <w14:ligatures w14:val="standardContextual"/>
             </w:rPr>
           </w:pPr>
-          <w:hyperlink w:anchor="_Toc239668435" w:history="1">
+          <w:hyperlink w:anchor="_Toc239926569" w:history="1">
             <w:r>
               <w:rPr>
                 <w:rStyle w:val="Hyperlink"/>
                 <w:rFonts w:ascii="Times New Roman" w:hAnsi="Times New Roman" w:cs="Times New Roman"/>
                 <w:noProof/>
-              </w:rPr>
-              <w:t>3.1 Research methods to use next</w:t>
+                <w:color w:val="auto"/>
+              </w:rPr>
+              <w:t>4.1 Research methods to use next</w:t>
             </w:r>
             <w:r>
               <w:rPr>
@@ -762,7 +837,7 @@
               <w:rPr>
                 <w:noProof/>
               </w:rPr>
-              <w:instrText xml:space="preserve"> PAGEREF _Toc239668435 \h </w:instrText>
+              <w:instrText xml:space="preserve"> PAGEREF _Toc239926569 \h </w:instrText>
             </w:r>
             <w:r>
               <w:rPr>
@@ -804,14 +879,15 @@
               <w14:ligatures w14:val="standardContextual"/>
             </w:rPr>
           </w:pPr>
-          <w:hyperlink w:anchor="_Toc239668436" w:history="1">
+          <w:hyperlink w:anchor="_Toc239926570" w:history="1">
             <w:r>
               <w:rPr>
                 <w:rStyle w:val="Hyperlink"/>
                 <w:rFonts w:ascii="Times New Roman" w:hAnsi="Times New Roman" w:cs="Times New Roman"/>
                 <w:noProof/>
-              </w:rPr>
-              <w:t>3.2 Scope decisions</w:t>
+                <w:color w:val="auto"/>
+              </w:rPr>
+              <w:t>4.2 Scope decisions</w:t>
             </w:r>
             <w:r>
               <w:rPr>
@@ -829,7 +905,7 @@
               <w:rPr>
                 <w:noProof/>
               </w:rPr>
-              <w:instrText xml:space="preserve"> PAGEREF _Toc239668436 \h </w:instrText>
+              <w:instrText xml:space="preserve"> PAGEREF _Toc239926570 \h </w:instrText>
             </w:r>
             <w:r>
               <w:rPr>
@@ -871,14 +947,15 @@
               <w14:ligatures w14:val="standardContextual"/>
             </w:rPr>
           </w:pPr>
-          <w:hyperlink w:anchor="_Toc239668437" w:history="1">
+          <w:hyperlink w:anchor="_Toc239926571" w:history="1">
             <w:r>
               <w:rPr>
                 <w:rStyle w:val="Hyperlink"/>
                 <w:rFonts w:ascii="Times New Roman" w:hAnsi="Times New Roman" w:cs="Times New Roman"/>
                 <w:noProof/>
-              </w:rPr>
-              <w:t>4 Requirement priorities</w:t>
+                <w:color w:val="auto"/>
+              </w:rPr>
+              <w:t>5 Requirement priorities</w:t>
             </w:r>
             <w:r>
               <w:rPr>
@@ -896,7 +973,7 @@
               <w:rPr>
                 <w:noProof/>
               </w:rPr>
-              <w:instrText xml:space="preserve"> PAGEREF _Toc239668437 \h </w:instrText>
+              <w:instrText xml:space="preserve"> PAGEREF _Toc239926571 \h </w:instrText>
             </w:r>
             <w:r>
               <w:rPr>
@@ -938,14 +1015,15 @@
               <w14:ligatures w14:val="standardContextual"/>
             </w:rPr>
           </w:pPr>
-          <w:hyperlink w:anchor="_Toc239668438" w:history="1">
+          <w:hyperlink w:anchor="_Toc239926572" w:history="1">
             <w:r>
               <w:rPr>
                 <w:rStyle w:val="Hyperlink"/>
                 <w:rFonts w:ascii="Times New Roman" w:hAnsi="Times New Roman" w:cs="Times New Roman"/>
                 <w:noProof/>
-              </w:rPr>
-              <w:t>5 Must have requirements</w:t>
+                <w:color w:val="auto"/>
+              </w:rPr>
+              <w:t>6 Must have requirements</w:t>
             </w:r>
             <w:r>
               <w:rPr>
@@ -963,7 +1041,7 @@
               <w:rPr>
                 <w:noProof/>
               </w:rPr>
-              <w:instrText xml:space="preserve"> PAGEREF _Toc239668438 \h </w:instrText>
+              <w:instrText xml:space="preserve"> PAGEREF _Toc239926572 \h </w:instrText>
             </w:r>
             <w:r>
               <w:rPr>
@@ -1005,14 +1083,15 @@
               <w14:ligatures w14:val="standardContextual"/>
             </w:rPr>
           </w:pPr>
-          <w:hyperlink w:anchor="_Toc239668439" w:history="1">
+          <w:hyperlink w:anchor="_Toc239926573" w:history="1">
             <w:r>
               <w:rPr>
                 <w:rStyle w:val="Hyperlink"/>
                 <w:rFonts w:ascii="Times New Roman" w:hAnsi="Times New Roman" w:cs="Times New Roman"/>
                 <w:noProof/>
-              </w:rPr>
-              <w:t>6 Quality and optional requirements</w:t>
+                <w:color w:val="auto"/>
+              </w:rPr>
+              <w:t>7 Risks and validation priorities</w:t>
             </w:r>
             <w:r>
               <w:rPr>
@@ -1030,7 +1109,7 @@
               <w:rPr>
                 <w:noProof/>
               </w:rPr>
-              <w:instrText xml:space="preserve"> PAGEREF _Toc239668439 \h </w:instrText>
+              <w:instrText xml:space="preserve"> PAGEREF _Toc239926573 \h </w:instrText>
             </w:r>
             <w:r>
               <w:rPr>
@@ -1047,7 +1126,7 @@
               <w:rPr>
                 <w:noProof/>
               </w:rPr>
-              <w:t>4</w:t>
+              <w:t>5</w:t>
             </w:r>
             <w:r>
               <w:rPr>
@@ -1072,14 +1151,15 @@
               <w14:ligatures w14:val="standardContextual"/>
             </w:rPr>
           </w:pPr>
-          <w:hyperlink w:anchor="_Toc239668440" w:history="1">
+          <w:hyperlink w:anchor="_Toc239926574" w:history="1">
             <w:r>
               <w:rPr>
                 <w:rStyle w:val="Hyperlink"/>
                 <w:rFonts w:ascii="Times New Roman" w:hAnsi="Times New Roman" w:cs="Times New Roman"/>
                 <w:noProof/>
-              </w:rPr>
-              <w:t>7 Risks and validation priorities</w:t>
+                <w:color w:val="auto"/>
+              </w:rPr>
+              <w:t>8 Sources</w:t>
             </w:r>
             <w:r>
               <w:rPr>
@@ -1097,74 +1177,7 @@
               <w:rPr>
                 <w:noProof/>
               </w:rPr>
-              <w:instrText xml:space="preserve"> PAGEREF _Toc239668440 \h </w:instrText>
-            </w:r>
-            <w:r>
-              <w:rPr>
-                <w:noProof/>
-              </w:rPr>
-            </w:r>
-            <w:r>
-              <w:rPr>
-                <w:noProof/>
-              </w:rPr>
-              <w:fldChar w:fldCharType="separate"/>
-            </w:r>
-            <w:r>
-              <w:rPr>
-                <w:noProof/>
-              </w:rPr>
-              <w:t>5</w:t>
-            </w:r>
-            <w:r>
-              <w:rPr>
-                <w:noProof/>
-              </w:rPr>
-              <w:fldChar w:fldCharType="end"/>
-            </w:r>
-          </w:hyperlink>
-        </w:p>
-        <w:p>
-          <w:pPr>
-            <w:pStyle w:val="TOC1"/>
-            <w:tabs>
-              <w:tab w:val="right" w:leader="dot" w:pos="9628"/>
-            </w:tabs>
-            <w:rPr>
-              <w:rFonts w:asciiTheme="minorHAnsi" w:eastAsiaTheme="minorEastAsia" w:hAnsiTheme="minorHAnsi" w:cstheme="minorBidi"/>
-              <w:noProof/>
-              <w:kern w:val="2"/>
-              <w:sz w:val="24"/>
-              <w:szCs w:val="24"/>
-              <w14:ligatures w14:val="standardContextual"/>
-            </w:rPr>
-          </w:pPr>
-          <w:hyperlink w:anchor="_Toc239668441" w:history="1">
-            <w:r>
-              <w:rPr>
-                <w:rStyle w:val="Hyperlink"/>
-                <w:rFonts w:ascii="Times New Roman" w:hAnsi="Times New Roman" w:cs="Times New Roman"/>
-                <w:noProof/>
-              </w:rPr>
-              <w:t>8 Sources</w:t>
-            </w:r>
-            <w:r>
-              <w:rPr>
-                <w:noProof/>
-              </w:rPr>
-              <w:tab/>
-            </w:r>
-            <w:r>
-              <w:rPr>
-                <w:noProof/>
-              </w:rPr>
-              <w:fldChar w:fldCharType="begin"/>
-            </w:r>
-            <w:r>
-              <w:rPr>
-                <w:noProof/>
-              </w:rPr>
-              <w:instrText xml:space="preserve"> PAGEREF _Toc239668441 \h </w:instrText>
+              <w:instrText xml:space="preserve"> PAGEREF _Toc239926574 \h </w:instrText>
             </w:r>
             <w:r>
               <w:rPr>
@@ -1222,45 +1235,18 @@
     <w:p>
       <w:pPr>
         <w:pStyle w:val="Heading1"/>
+        <w:rPr>
+          <w:color w:val="auto"/>
+        </w:rPr>
       </w:pPr>
+      <w:bookmarkStart w:id="1" w:name="_Toc239926563"/>
       <w:r>
         <w:rPr>
           <w:rFonts w:ascii="Times New Roman" w:hAnsi="Times New Roman" w:cs="Times New Roman"/>
           <w:color w:val="auto"/>
         </w:rPr>
+        <w:lastRenderedPageBreak/>
         <w:t>1 Introduction</w:t>
-      </w:r>
-    </w:p>
-    <w:p>
-      <w:pPr>
-        <w:spacing w:after="160"/>
-        <w:rPr>
-          <w:rFonts w:ascii="Times New Roman" w:hAnsi="Times New Roman" w:cs="Times New Roman"/>
-        </w:rPr>
-      </w:pPr>
-      <w:r>
-        <w:rPr>
-          <w:rFonts w:ascii="Times New Roman" w:hAnsi="Times New Roman" w:cs="Times New Roman"/>
-        </w:rPr>
-        <w:lastRenderedPageBreak/>
-        <w:t>This analysis defines the problem, scope and requirements for my Breakout project. My aim is to build a small, playable Windows desktop game while developing my Java and object-oriented programming skills. The main priorities are reliable gameplay, clear feedback and a scope that leaves enough time for testing. Breakout Advice explains the recommended solution and planning.</w:t>
-      </w:r>
-    </w:p>
-    <w:p>
-      <w:pPr>
-        <w:pStyle w:val="Heading1"/>
-        <w:rPr>
-          <w:rFonts w:ascii="Times New Roman" w:hAnsi="Times New Roman" w:cs="Times New Roman"/>
-          <w:color w:val="auto"/>
-        </w:rPr>
-      </w:pPr>
-      <w:bookmarkStart w:id="1" w:name="_Toc239668430"/>
-      <w:r>
-        <w:rPr>
-          <w:rFonts w:ascii="Times New Roman" w:hAnsi="Times New Roman" w:cs="Times New Roman"/>
-          <w:color w:val="auto"/>
-        </w:rPr>
-        <w:t>2 Project description</w:t>
       </w:r>
       <w:bookmarkEnd w:id="1"/>
     </w:p>
@@ -1275,99 +1261,7 @@
         <w:rPr>
           <w:rFonts w:ascii="Times New Roman" w:hAnsi="Times New Roman" w:cs="Times New Roman"/>
         </w:rPr>
-        <w:t xml:space="preserve">Breakout is a </w:t>
-      </w:r>
-      <w:proofErr w:type="gramStart"/>
-      <w:r>
-        <w:rPr>
-          <w:rFonts w:ascii="Times New Roman" w:hAnsi="Times New Roman" w:cs="Times New Roman"/>
-        </w:rPr>
-        <w:t>single-player</w:t>
-      </w:r>
-      <w:proofErr w:type="gramEnd"/>
-      <w:r>
-        <w:rPr>
-          <w:rFonts w:ascii="Times New Roman" w:hAnsi="Times New Roman" w:cs="Times New Roman"/>
-        </w:rPr>
-        <w:t xml:space="preserve"> 2D arcade game. The player moves a paddle horizontally to keep a ball in play and destroy a grid of bricks. A session ends when the player clears every brick or loses all three lives. The game includes a start screen, gameplay screen, win screen and game over screen.</w:t>
-      </w:r>
-    </w:p>
-    <w:p>
-      <w:pPr>
-        <w:pStyle w:val="Heading2"/>
-        <w:rPr>
-          <w:rFonts w:ascii="Times New Roman" w:hAnsi="Times New Roman" w:cs="Times New Roman"/>
-          <w:color w:val="auto"/>
-        </w:rPr>
-      </w:pPr>
-      <w:bookmarkStart w:id="2" w:name="_Toc239668431"/>
-      <w:r>
-        <w:rPr>
-          <w:rFonts w:ascii="Times New Roman" w:hAnsi="Times New Roman" w:cs="Times New Roman"/>
-          <w:color w:val="auto"/>
-        </w:rPr>
-        <w:t>2.1 Problem and intended users</w:t>
-      </w:r>
-      <w:bookmarkEnd w:id="2"/>
-    </w:p>
-    <w:p>
-      <w:pPr>
-        <w:spacing w:after="160"/>
-        <w:rPr>
-          <w:rFonts w:ascii="Times New Roman" w:hAnsi="Times New Roman" w:cs="Times New Roman"/>
-        </w:rPr>
-      </w:pPr>
-      <w:r>
-        <w:rPr>
-          <w:rFonts w:ascii="Times New Roman" w:hAnsi="Times New Roman" w:cs="Times New Roman"/>
-        </w:rPr>
-        <w:t>The project challenge is to turn a familiar game concept into a responsive and understandable application. The player needs predictable ball behaviour, controls that are easy to learn, and visible score and life information. For me as the developer, the challenge is coordinating real-time movement, collisions and game states in a maintainable Java application.</w:t>
-      </w:r>
-    </w:p>
-    <w:p>
-      <w:pPr>
-        <w:spacing w:after="160"/>
-        <w:rPr>
-          <w:rFonts w:ascii="Times New Roman" w:hAnsi="Times New Roman" w:cs="Times New Roman"/>
-        </w:rPr>
-      </w:pPr>
-      <w:r>
-        <w:rPr>
-          <w:rFonts w:ascii="Times New Roman" w:hAnsi="Times New Roman" w:cs="Times New Roman"/>
-        </w:rPr>
-        <w:t xml:space="preserve">The intended audience is casual players who want a short arcade session, including players with little gaming experience. This audience description comes from the game concept and still needs to be checked through playtesting. </w:t>
-      </w:r>
-    </w:p>
-    <w:p>
-      <w:pPr>
-        <w:pStyle w:val="Heading2"/>
-        <w:rPr>
-          <w:rFonts w:ascii="Times New Roman" w:hAnsi="Times New Roman" w:cs="Times New Roman"/>
-          <w:color w:val="auto"/>
-        </w:rPr>
-      </w:pPr>
-      <w:bookmarkStart w:id="3" w:name="_Toc239668432"/>
-      <w:r>
-        <w:rPr>
-          <w:rFonts w:ascii="Times New Roman" w:hAnsi="Times New Roman" w:cs="Times New Roman"/>
-          <w:color w:val="auto"/>
-        </w:rPr>
-        <w:t>2.2 Personal learning goals</w:t>
-      </w:r>
-      <w:bookmarkEnd w:id="3"/>
-    </w:p>
-    <w:p>
-      <w:pPr>
-        <w:spacing w:after="160"/>
-        <w:rPr>
-          <w:rFonts w:ascii="Times New Roman" w:hAnsi="Times New Roman" w:cs="Times New Roman"/>
-        </w:rPr>
-      </w:pPr>
-      <w:r>
-        <w:rPr>
-          <w:rFonts w:ascii="Times New Roman" w:hAnsi="Times New Roman" w:cs="Times New Roman"/>
-        </w:rPr>
-        <w:t>I want to improve my Java and object-oriented programming by separating the responsibilities of the ball, paddle, bricks and screens. I also want to learn how a game loop handles movement and input, how collision detection affects gameplay, and how to use testing and feedback to improve a product. Evidence will include the class design, source code, focused tests and a reflection on changes made after feedback.</w:t>
+        <w:t>This analysis defines the problem, scope and requirements for my Breakout project. My aim is to build a small, playable Windows desktop game while developing my Java and object-oriented programming skills. The main priorities are reliable gameplay, clear feedback and a scope that leaves enough time for testing. Breakout Advice explains the recommended solution and planning.</w:t>
       </w:r>
     </w:p>
     <w:p>
@@ -1378,61 +1272,15 @@
           <w:color w:val="auto"/>
         </w:rPr>
       </w:pPr>
-      <w:bookmarkStart w:id="4" w:name="_Toc239668433"/>
+      <w:bookmarkStart w:id="6" w:name="_Toc239926568"/>
       <w:r>
         <w:rPr>
           <w:rFonts w:ascii="Times New Roman" w:hAnsi="Times New Roman" w:cs="Times New Roman"/>
           <w:color w:val="auto"/>
         </w:rPr>
-        <w:t>3 Scope and constraints</w:t>
+        <w:t>2 Analysis approach and findings</w:t>
       </w:r>
-      <w:bookmarkEnd w:id="4"/>
-    </w:p>
-    <w:p>
-      <w:pPr>
-        <w:spacing w:after="160"/>
-        <w:rPr>
-          <w:rFonts w:ascii="Times New Roman" w:hAnsi="Times New Roman" w:cs="Times New Roman"/>
-        </w:rPr>
-      </w:pPr>
-      <w:r>
-        <w:rPr>
-          <w:rFonts w:ascii="Times New Roman" w:hAnsi="Times New Roman" w:cs="Times New Roman"/>
-        </w:rPr>
-        <w:t>The first version targets Windows and contains one fixed play area with one brick layout. It uses keyboard controls, a visible score, three lives and restart functionality. The plan is to use Java and LibGDX. Java is already my strongest language, so the technology comparison should consider how much time each option leaves for learning game development.</w:t>
-      </w:r>
-    </w:p>
-    <w:p>
-      <w:pPr>
-        <w:spacing w:after="160"/>
-        <w:rPr>
-          <w:rFonts w:ascii="Times New Roman" w:hAnsi="Times New Roman" w:cs="Times New Roman"/>
-        </w:rPr>
-      </w:pPr>
-      <w:r>
-        <w:rPr>
-          <w:rFonts w:ascii="Times New Roman" w:hAnsi="Times New Roman" w:cs="Times New Roman"/>
-        </w:rPr>
-        <w:t>Multiplayer, a level editor, saved progression, selectable difficulty, additional levels and configurable settings are outside this version. Optional audio must not delay the playable core. Development time is limited by the course schedule, so the Advice document proposes a relative plan that can be aligned with the submission date.</w:t>
-      </w:r>
-    </w:p>
-    <w:p>
-      <w:pPr>
-        <w:pStyle w:val="Heading1"/>
-        <w:rPr>
-          <w:rFonts w:ascii="Times New Roman" w:hAnsi="Times New Roman" w:cs="Times New Roman"/>
-          <w:color w:val="auto"/>
-        </w:rPr>
-      </w:pPr>
-      <w:bookmarkStart w:id="5" w:name="_Toc239668434"/>
-      <w:r>
-        <w:rPr>
-          <w:rFonts w:ascii="Times New Roman" w:hAnsi="Times New Roman" w:cs="Times New Roman"/>
-          <w:color w:val="auto"/>
-        </w:rPr>
-        <w:t>4 Analysis approach and findings</w:t>
-      </w:r>
-      <w:bookmarkEnd w:id="5"/>
+      <w:bookmarkEnd w:id="6"/>
     </w:p>
     <w:p>
       <w:pPr>
@@ -1651,6 +1499,7 @@
               <w:rPr>
                 <w:rFonts w:ascii="Times New Roman" w:hAnsi="Times New Roman" w:cs="Times New Roman"/>
               </w:rPr>
+              <w:lastRenderedPageBreak/>
               <w:t xml:space="preserve">What is the minimum </w:t>
             </w:r>
             <w:r>
@@ -1737,7 +1586,6 @@
               <w:rPr>
                 <w:rFonts w:ascii="Times New Roman" w:hAnsi="Times New Roman" w:cs="Times New Roman"/>
               </w:rPr>
-              <w:lastRenderedPageBreak/>
               <w:t>Which technology fits the learning goals?</w:t>
             </w:r>
           </w:p>
@@ -1886,21 +1734,15 @@
           <w:color w:val="auto"/>
         </w:rPr>
       </w:pPr>
-      <w:bookmarkStart w:id="6" w:name="_Toc239668435"/>
+      <w:bookmarkStart w:id="7" w:name="_Toc239926569"/>
       <w:r>
         <w:rPr>
           <w:rFonts w:ascii="Times New Roman" w:hAnsi="Times New Roman" w:cs="Times New Roman"/>
           <w:color w:val="auto"/>
         </w:rPr>
-        <w:t>4.1 Research methods to use next</w:t>
+        <w:t>2.1 Research methods to use next</w:t>
       </w:r>
-      <w:r>
-        <w:rPr>
-          <w:rFonts w:ascii="Times New Roman" w:hAnsi="Times New Roman" w:cs="Times New Roman"/>
-          <w:color w:val="auto"/>
-        </w:rPr>
-      </w:r>
-      <w:bookmarkEnd w:id="6"/>
+      <w:bookmarkEnd w:id="7"/>
     </w:p>
     <w:p>
       <w:pPr>
@@ -1924,21 +1766,15 @@
           <w:color w:val="auto"/>
         </w:rPr>
       </w:pPr>
-      <w:bookmarkStart w:id="7" w:name="_Toc239668436"/>
+      <w:bookmarkStart w:id="8" w:name="_Toc239926570"/>
       <w:r>
         <w:rPr>
           <w:rFonts w:ascii="Times New Roman" w:hAnsi="Times New Roman" w:cs="Times New Roman"/>
           <w:color w:val="auto"/>
         </w:rPr>
-        <w:t>4.2 Scope decisions</w:t>
+        <w:t>2.2 Scope decisions</w:t>
       </w:r>
-      <w:r>
-        <w:rPr>
-          <w:rFonts w:ascii="Times New Roman" w:hAnsi="Times New Roman" w:cs="Times New Roman"/>
-          <w:color w:val="auto"/>
-        </w:rPr>
-      </w:r>
-      <w:bookmarkEnd w:id="7"/>
+      <w:bookmarkEnd w:id="8"/>
     </w:p>
     <w:p>
       <w:pPr>
@@ -1976,15 +1812,15 @@
           <w:color w:val="auto"/>
         </w:rPr>
       </w:pPr>
-      <w:bookmarkStart w:id="8" w:name="_Toc239668437"/>
+      <w:bookmarkStart w:id="9" w:name="_Toc239926571"/>
       <w:r>
         <w:rPr>
           <w:rFonts w:ascii="Times New Roman" w:hAnsi="Times New Roman" w:cs="Times New Roman"/>
           <w:color w:val="auto"/>
         </w:rPr>
-        <w:t>5 Requirement priorities</w:t>
+        <w:t>3 Requirement priorities</w:t>
       </w:r>
-      <w:bookmarkEnd w:id="8"/>
+      <w:bookmarkEnd w:id="9"/>
     </w:p>
     <w:p>
       <w:pPr>
@@ -2022,15 +1858,15 @@
           <w:color w:val="auto"/>
         </w:rPr>
       </w:pPr>
-      <w:bookmarkStart w:id="9" w:name="_Toc239668438"/>
+      <w:bookmarkStart w:id="10" w:name="_Toc239926572"/>
       <w:r>
         <w:rPr>
           <w:rFonts w:ascii="Times New Roman" w:hAnsi="Times New Roman" w:cs="Times New Roman"/>
           <w:color w:val="auto"/>
         </w:rPr>
-        <w:t>6 Must have requirements</w:t>
+        <w:t>4 Must have requirements</w:t>
       </w:r>
-      <w:bookmarkEnd w:id="9"/>
+      <w:bookmarkEnd w:id="10"/>
     </w:p>
     <w:p>
       <w:pPr>
@@ -2273,7 +2109,7 @@
               <w:rPr>
                 <w:rFonts w:ascii="Times New Roman" w:hAnsi="Times New Roman" w:cs="Times New Roman"/>
               </w:rPr>
-              <w:t>Move the paddle left and right with A/D and Left/Right Arrow.</w:t>
+              <w:t>Move the paddle left and right</w:t>
             </w:r>
           </w:p>
         </w:tc>
@@ -2397,6 +2233,7 @@
               <w:rPr>
                 <w:rFonts w:ascii="Times New Roman" w:hAnsi="Times New Roman" w:cs="Times New Roman"/>
               </w:rPr>
+              <w:lastRenderedPageBreak/>
               <w:t>REQ-04</w:t>
             </w:r>
           </w:p>
@@ -2471,7 +2308,6 @@
               <w:rPr>
                 <w:rFonts w:ascii="Times New Roman" w:hAnsi="Times New Roman" w:cs="Times New Roman"/>
               </w:rPr>
-              <w:lastRenderedPageBreak/>
               <w:t>REQ-05</w:t>
             </w:r>
           </w:p>
@@ -2718,7 +2554,7 @@
               <w:rPr>
                 <w:rFonts w:ascii="Times New Roman" w:hAnsi="Times New Roman" w:cs="Times New Roman"/>
               </w:rPr>
-              <w:t>Display three starting lives and deduct one per missed ball.</w:t>
+              <w:t>Display starting lives and deduct one per missed ball.</w:t>
             </w:r>
           </w:p>
         </w:tc>
@@ -2955,6 +2791,13 @@
                 <w:rFonts w:ascii="Times New Roman" w:hAnsi="Times New Roman" w:cs="Times New Roman"/>
               </w:rPr>
               <w:t>Restart from either ending with R.</w:t>
+            </w:r>
+            <w:r>
+              <w:rPr>
+                <w:rFonts w:ascii="Times New Roman" w:hAnsi="Times New Roman" w:cs="Times New Roman"/>
+              </w:rPr>
+              <w:br/>
+              <w:t>design</w:t>
             </w:r>
           </w:p>
         </w:tc>
@@ -3083,472 +2926,13 @@
           <w:color w:val="auto"/>
         </w:rPr>
       </w:pPr>
-      <w:bookmarkStart w:id="11" w:name="_Toc239668440"/>
+      <w:bookmarkStart w:id="12" w:name="_Toc239926574"/>
       <w:r>
         <w:rPr>
           <w:rFonts w:ascii="Times New Roman" w:hAnsi="Times New Roman" w:cs="Times New Roman"/>
           <w:color w:val="auto"/>
         </w:rPr>
-        <w:t>7 Risks and validation priorities</w:t>
-      </w:r>
-      <w:bookmarkEnd w:id="11"/>
-    </w:p>
-    <w:tbl>
-      <w:tblPr>
-        <w:tblW w:w="9350" w:type="dxa"/>
-        <w:tblBorders>
-          <w:top w:val="single" w:sz="4" w:space="0" w:color="auto"/>
-          <w:left w:val="single" w:sz="4" w:space="0" w:color="auto"/>
-          <w:bottom w:val="single" w:sz="4" w:space="0" w:color="auto"/>
-          <w:right w:val="single" w:sz="4" w:space="0" w:color="auto"/>
-          <w:insideH w:val="single" w:sz="4" w:space="0" w:color="auto"/>
-          <w:insideV w:val="single" w:sz="4" w:space="0" w:color="auto"/>
-        </w:tblBorders>
-        <w:tblCellMar>
-          <w:left w:w="10" w:type="dxa"/>
-          <w:right w:w="10" w:type="dxa"/>
-        </w:tblCellMar>
-        <w:tblLook w:val="0000" w:firstRow="0" w:lastRow="0" w:firstColumn="0" w:lastColumn="0" w:noHBand="0" w:noVBand="0"/>
-      </w:tblPr>
-      <w:tblGrid>
-        <w:gridCol w:w="2600"/>
-        <w:gridCol w:w="3400"/>
-        <w:gridCol w:w="3350"/>
-      </w:tblGrid>
-      <w:tr>
-        <w:trPr>
-          <w:tblHeader/>
-        </w:trPr>
-        <w:tc>
-          <w:tcPr>
-            <w:tcW w:w="2600" w:type="dxa"/>
-            <w:shd w:val="clear" w:color="auto" w:fill="DCE6F1"/>
-            <w:tcMar>
-              <w:top w:w="80" w:type="dxa"/>
-              <w:left w:w="100" w:type="dxa"/>
-              <w:bottom w:w="80" w:type="dxa"/>
-              <w:right w:w="100" w:type="dxa"/>
-            </w:tcMar>
-          </w:tcPr>
-          <w:p>
-            <w:pPr>
-              <w:rPr>
-                <w:rFonts w:ascii="Times New Roman" w:hAnsi="Times New Roman" w:cs="Times New Roman"/>
-              </w:rPr>
-            </w:pPr>
-            <w:r>
-              <w:rPr>
-                <w:rFonts w:ascii="Times New Roman" w:hAnsi="Times New Roman" w:cs="Times New Roman"/>
-                <w:b/>
-                <w:bCs/>
-              </w:rPr>
-              <w:t>Risk</w:t>
-            </w:r>
-          </w:p>
-        </w:tc>
-        <w:tc>
-          <w:tcPr>
-            <w:tcW w:w="3400" w:type="dxa"/>
-            <w:shd w:val="clear" w:color="auto" w:fill="DCE6F1"/>
-            <w:tcMar>
-              <w:top w:w="80" w:type="dxa"/>
-              <w:left w:w="100" w:type="dxa"/>
-              <w:bottom w:w="80" w:type="dxa"/>
-              <w:right w:w="100" w:type="dxa"/>
-            </w:tcMar>
-          </w:tcPr>
-          <w:p>
-            <w:pPr>
-              <w:rPr>
-                <w:rFonts w:ascii="Times New Roman" w:hAnsi="Times New Roman" w:cs="Times New Roman"/>
-              </w:rPr>
-            </w:pPr>
-            <w:r>
-              <w:rPr>
-                <w:rFonts w:ascii="Times New Roman" w:hAnsi="Times New Roman" w:cs="Times New Roman"/>
-                <w:b/>
-                <w:bCs/>
-              </w:rPr>
-              <w:t>Effect</w:t>
-            </w:r>
-          </w:p>
-        </w:tc>
-        <w:tc>
-          <w:tcPr>
-            <w:tcW w:w="3350" w:type="dxa"/>
-            <w:shd w:val="clear" w:color="auto" w:fill="DCE6F1"/>
-            <w:tcMar>
-              <w:top w:w="80" w:type="dxa"/>
-              <w:left w:w="100" w:type="dxa"/>
-              <w:bottom w:w="80" w:type="dxa"/>
-              <w:right w:w="100" w:type="dxa"/>
-            </w:tcMar>
-          </w:tcPr>
-          <w:p>
-            <w:pPr>
-              <w:rPr>
-                <w:rFonts w:ascii="Times New Roman" w:hAnsi="Times New Roman" w:cs="Times New Roman"/>
-              </w:rPr>
-            </w:pPr>
-            <w:r>
-              <w:rPr>
-                <w:rFonts w:ascii="Times New Roman" w:hAnsi="Times New Roman" w:cs="Times New Roman"/>
-                <w:b/>
-                <w:bCs/>
-              </w:rPr>
-              <w:t>Response</w:t>
-            </w:r>
-          </w:p>
-        </w:tc>
-      </w:tr>
-      <w:tr>
-        <w:tc>
-          <w:tcPr>
-            <w:tcW w:w="2600" w:type="dxa"/>
-            <w:tcMar>
-              <w:top w:w="80" w:type="dxa"/>
-              <w:left w:w="100" w:type="dxa"/>
-              <w:bottom w:w="80" w:type="dxa"/>
-              <w:right w:w="100" w:type="dxa"/>
-            </w:tcMar>
-          </w:tcPr>
-          <w:p>
-            <w:pPr>
-              <w:rPr>
-                <w:rFonts w:ascii="Times New Roman" w:hAnsi="Times New Roman" w:cs="Times New Roman"/>
-              </w:rPr>
-            </w:pPr>
-            <w:r>
-              <w:rPr>
-                <w:rFonts w:ascii="Times New Roman" w:hAnsi="Times New Roman" w:cs="Times New Roman"/>
-              </w:rPr>
-              <w:t>Missed or repeated collisions</w:t>
-            </w:r>
-          </w:p>
-        </w:tc>
-        <w:tc>
-          <w:tcPr>
-            <w:tcW w:w="3400" w:type="dxa"/>
-            <w:tcMar>
-              <w:top w:w="80" w:type="dxa"/>
-              <w:left w:w="100" w:type="dxa"/>
-              <w:bottom w:w="80" w:type="dxa"/>
-              <w:right w:w="100" w:type="dxa"/>
-            </w:tcMar>
-          </w:tcPr>
-          <w:p>
-            <w:pPr>
-              <w:rPr>
-                <w:rFonts w:ascii="Times New Roman" w:hAnsi="Times New Roman" w:cs="Times New Roman"/>
-              </w:rPr>
-            </w:pPr>
-            <w:r>
-              <w:rPr>
-                <w:rFonts w:ascii="Times New Roman" w:hAnsi="Times New Roman" w:cs="Times New Roman"/>
-              </w:rPr>
-              <w:t>The ball passes through a brick or becomes stuck.</w:t>
-            </w:r>
-          </w:p>
-        </w:tc>
-        <w:tc>
-          <w:tcPr>
-            <w:tcW w:w="3350" w:type="dxa"/>
-            <w:tcMar>
-              <w:top w:w="80" w:type="dxa"/>
-              <w:left w:w="100" w:type="dxa"/>
-              <w:bottom w:w="80" w:type="dxa"/>
-              <w:right w:w="100" w:type="dxa"/>
-            </w:tcMar>
-          </w:tcPr>
-          <w:p>
-            <w:pPr>
-              <w:rPr>
-                <w:rFonts w:ascii="Times New Roman" w:hAnsi="Times New Roman" w:cs="Times New Roman"/>
-              </w:rPr>
-            </w:pPr>
-            <w:r>
-              <w:rPr>
-                <w:rFonts w:ascii="Times New Roman" w:hAnsi="Times New Roman" w:cs="Times New Roman"/>
-              </w:rPr>
-              <w:t>Test side and corner contacts and supported speeds. Correct contact position and review update steps if tunnelling occurs.</w:t>
-            </w:r>
-          </w:p>
-        </w:tc>
-      </w:tr>
-      <w:tr>
-        <w:tc>
-          <w:tcPr>
-            <w:tcW w:w="2600" w:type="dxa"/>
-            <w:tcMar>
-              <w:top w:w="80" w:type="dxa"/>
-              <w:left w:w="100" w:type="dxa"/>
-              <w:bottom w:w="80" w:type="dxa"/>
-              <w:right w:w="100" w:type="dxa"/>
-            </w:tcMar>
-          </w:tcPr>
-          <w:p>
-            <w:pPr>
-              <w:rPr>
-                <w:rFonts w:ascii="Times New Roman" w:hAnsi="Times New Roman" w:cs="Times New Roman"/>
-              </w:rPr>
-            </w:pPr>
-            <w:r>
-              <w:rPr>
-                <w:rFonts w:ascii="Times New Roman" w:hAnsi="Times New Roman" w:cs="Times New Roman"/>
-              </w:rPr>
-              <w:t>Incorrect state reset</w:t>
-            </w:r>
-          </w:p>
-        </w:tc>
-        <w:tc>
-          <w:tcPr>
-            <w:tcW w:w="3400" w:type="dxa"/>
-            <w:tcMar>
-              <w:top w:w="80" w:type="dxa"/>
-              <w:left w:w="100" w:type="dxa"/>
-              <w:bottom w:w="80" w:type="dxa"/>
-              <w:right w:w="100" w:type="dxa"/>
-            </w:tcMar>
-          </w:tcPr>
-          <w:p>
-            <w:pPr>
-              <w:rPr>
-                <w:rFonts w:ascii="Times New Roman" w:hAnsi="Times New Roman" w:cs="Times New Roman"/>
-              </w:rPr>
-            </w:pPr>
-            <w:r>
-              <w:rPr>
-                <w:rFonts w:ascii="Times New Roman" w:hAnsi="Times New Roman" w:cs="Times New Roman"/>
-              </w:rPr>
-              <w:t xml:space="preserve">New games retain old </w:t>
-            </w:r>
-            <w:proofErr w:type="gramStart"/>
-            <w:r>
-              <w:rPr>
-                <w:rFonts w:ascii="Times New Roman" w:hAnsi="Times New Roman" w:cs="Times New Roman"/>
-              </w:rPr>
-              <w:t>score</w:t>
-            </w:r>
-            <w:proofErr w:type="gramEnd"/>
-            <w:r>
-              <w:rPr>
-                <w:rFonts w:ascii="Times New Roman" w:hAnsi="Times New Roman" w:cs="Times New Roman"/>
-              </w:rPr>
-              <w:t>, lives or objects.</w:t>
-            </w:r>
-          </w:p>
-        </w:tc>
-        <w:tc>
-          <w:tcPr>
-            <w:tcW w:w="3350" w:type="dxa"/>
-            <w:tcMar>
-              <w:top w:w="80" w:type="dxa"/>
-              <w:left w:w="100" w:type="dxa"/>
-              <w:bottom w:w="80" w:type="dxa"/>
-              <w:right w:w="100" w:type="dxa"/>
-            </w:tcMar>
-          </w:tcPr>
-          <w:p>
-            <w:pPr>
-              <w:rPr>
-                <w:rFonts w:ascii="Times New Roman" w:hAnsi="Times New Roman" w:cs="Times New Roman"/>
-              </w:rPr>
-            </w:pPr>
-            <w:proofErr w:type="spellStart"/>
-            <w:r>
-              <w:rPr>
-                <w:rFonts w:ascii="Times New Roman" w:hAnsi="Times New Roman" w:cs="Times New Roman"/>
-              </w:rPr>
-              <w:t>Centralise</w:t>
-            </w:r>
-            <w:proofErr w:type="spellEnd"/>
-            <w:r>
-              <w:rPr>
-                <w:rFonts w:ascii="Times New Roman" w:hAnsi="Times New Roman" w:cs="Times New Roman"/>
-              </w:rPr>
-              <w:t xml:space="preserve"> session reset behaviour and repeat the REQ-11 and Q02 checks.</w:t>
-            </w:r>
-          </w:p>
-        </w:tc>
-      </w:tr>
-      <w:tr>
-        <w:tc>
-          <w:tcPr>
-            <w:tcW w:w="2600" w:type="dxa"/>
-            <w:tcMar>
-              <w:top w:w="80" w:type="dxa"/>
-              <w:left w:w="100" w:type="dxa"/>
-              <w:bottom w:w="80" w:type="dxa"/>
-              <w:right w:w="100" w:type="dxa"/>
-            </w:tcMar>
-          </w:tcPr>
-          <w:p>
-            <w:pPr>
-              <w:rPr>
-                <w:rFonts w:ascii="Times New Roman" w:hAnsi="Times New Roman" w:cs="Times New Roman"/>
-              </w:rPr>
-            </w:pPr>
-            <w:r>
-              <w:rPr>
-                <w:rFonts w:ascii="Times New Roman" w:hAnsi="Times New Roman" w:cs="Times New Roman"/>
-              </w:rPr>
-              <w:t>Scope growth</w:t>
-            </w:r>
-          </w:p>
-        </w:tc>
-        <w:tc>
-          <w:tcPr>
-            <w:tcW w:w="3400" w:type="dxa"/>
-            <w:tcMar>
-              <w:top w:w="80" w:type="dxa"/>
-              <w:left w:w="100" w:type="dxa"/>
-              <w:bottom w:w="80" w:type="dxa"/>
-              <w:right w:w="100" w:type="dxa"/>
-            </w:tcMar>
-          </w:tcPr>
-          <w:p>
-            <w:pPr>
-              <w:rPr>
-                <w:rFonts w:ascii="Times New Roman" w:hAnsi="Times New Roman" w:cs="Times New Roman"/>
-              </w:rPr>
-            </w:pPr>
-            <w:r>
-              <w:rPr>
-                <w:rFonts w:ascii="Times New Roman" w:hAnsi="Times New Roman" w:cs="Times New Roman"/>
-              </w:rPr>
-              <w:t>Optional work reduces time for core testing.</w:t>
-            </w:r>
-          </w:p>
-        </w:tc>
-        <w:tc>
-          <w:tcPr>
-            <w:tcW w:w="3350" w:type="dxa"/>
-            <w:tcMar>
-              <w:top w:w="80" w:type="dxa"/>
-              <w:left w:w="100" w:type="dxa"/>
-              <w:bottom w:w="80" w:type="dxa"/>
-              <w:right w:w="100" w:type="dxa"/>
-            </w:tcMar>
-          </w:tcPr>
-          <w:p>
-            <w:pPr>
-              <w:rPr>
-                <w:rFonts w:ascii="Times New Roman" w:hAnsi="Times New Roman" w:cs="Times New Roman"/>
-              </w:rPr>
-            </w:pPr>
-            <w:r>
-              <w:rPr>
-                <w:rFonts w:ascii="Times New Roman" w:hAnsi="Times New Roman" w:cs="Times New Roman"/>
-              </w:rPr>
-              <w:t xml:space="preserve">Complete Must </w:t>
-            </w:r>
-            <w:proofErr w:type="gramStart"/>
-            <w:r>
-              <w:rPr>
-                <w:rFonts w:ascii="Times New Roman" w:hAnsi="Times New Roman" w:cs="Times New Roman"/>
-              </w:rPr>
-              <w:t>haves</w:t>
-            </w:r>
-            <w:proofErr w:type="gramEnd"/>
-            <w:r>
-              <w:rPr>
-                <w:rFonts w:ascii="Times New Roman" w:hAnsi="Times New Roman" w:cs="Times New Roman"/>
-              </w:rPr>
-              <w:t xml:space="preserve"> before angle tuning or audio. Keep future levels outside scope.</w:t>
-            </w:r>
-          </w:p>
-        </w:tc>
-      </w:tr>
-      <w:tr>
-        <w:tc>
-          <w:tcPr>
-            <w:tcW w:w="2600" w:type="dxa"/>
-            <w:tcMar>
-              <w:top w:w="80" w:type="dxa"/>
-              <w:left w:w="100" w:type="dxa"/>
-              <w:bottom w:w="80" w:type="dxa"/>
-              <w:right w:w="100" w:type="dxa"/>
-            </w:tcMar>
-          </w:tcPr>
-          <w:p>
-            <w:pPr>
-              <w:rPr>
-                <w:rFonts w:ascii="Times New Roman" w:hAnsi="Times New Roman" w:cs="Times New Roman"/>
-              </w:rPr>
-            </w:pPr>
-            <w:r>
-              <w:rPr>
-                <w:rFonts w:ascii="Times New Roman" w:hAnsi="Times New Roman" w:cs="Times New Roman"/>
-              </w:rPr>
-              <w:t>Unverified generated code</w:t>
-            </w:r>
-          </w:p>
-        </w:tc>
-        <w:tc>
-          <w:tcPr>
-            <w:tcW w:w="3400" w:type="dxa"/>
-            <w:tcMar>
-              <w:top w:w="80" w:type="dxa"/>
-              <w:left w:w="100" w:type="dxa"/>
-              <w:bottom w:w="80" w:type="dxa"/>
-              <w:right w:w="100" w:type="dxa"/>
-            </w:tcMar>
-          </w:tcPr>
-          <w:p>
-            <w:pPr>
-              <w:rPr>
-                <w:rFonts w:ascii="Times New Roman" w:hAnsi="Times New Roman" w:cs="Times New Roman"/>
-              </w:rPr>
-            </w:pPr>
-            <w:r>
-              <w:rPr>
-                <w:rFonts w:ascii="Times New Roman" w:hAnsi="Times New Roman" w:cs="Times New Roman"/>
-              </w:rPr>
-              <w:t>Code may be incorrect or difficult to explain.</w:t>
-            </w:r>
-          </w:p>
-        </w:tc>
-        <w:tc>
-          <w:tcPr>
-            <w:tcW w:w="3350" w:type="dxa"/>
-            <w:tcMar>
-              <w:top w:w="80" w:type="dxa"/>
-              <w:left w:w="100" w:type="dxa"/>
-              <w:bottom w:w="80" w:type="dxa"/>
-              <w:right w:w="100" w:type="dxa"/>
-            </w:tcMar>
-          </w:tcPr>
-          <w:p>
-            <w:pPr>
-              <w:rPr>
-                <w:rFonts w:ascii="Times New Roman" w:hAnsi="Times New Roman" w:cs="Times New Roman"/>
-              </w:rPr>
-            </w:pPr>
-            <w:r>
-              <w:rPr>
-                <w:rFonts w:ascii="Times New Roman" w:hAnsi="Times New Roman" w:cs="Times New Roman"/>
-              </w:rPr>
-              <w:t>If AI is used, review small changes, check documentation and test each increment.</w:t>
-            </w:r>
-          </w:p>
-        </w:tc>
-      </w:tr>
-    </w:tbl>
-    <w:p>
-      <w:pPr>
-        <w:pStyle w:val="Heading1"/>
-        <w:rPr>
-          <w:rFonts w:ascii="Times New Roman" w:hAnsi="Times New Roman" w:cs="Times New Roman"/>
-          <w:color w:val="auto"/>
-        </w:rPr>
-      </w:pPr>
-      <w:bookmarkStart w:id="12" w:name="_Toc239668441"/>
-      <w:r>
-        <w:rPr>
-          <w:rFonts w:ascii="Times New Roman" w:hAnsi="Times New Roman" w:cs="Times New Roman"/>
-          <w:color w:val="auto"/>
-        </w:rPr>
-        <w:t>8 Sources</w:t>
+        <w:t>5 Sources</w:t>
       </w:r>
       <w:bookmarkEnd w:id="12"/>
     </w:p>
@@ -3741,7 +3125,7 @@
               <w:rPr>
                 <w:rFonts w:ascii="Times New Roman" w:hAnsi="Times New Roman" w:cs="Times New Roman"/>
               </w:rPr>
-              <w:t>Overview of research methods referenced in section 4 (available product analysis, expert interview, multi-criteria decision making).</w:t>
+              <w:t>Overview of research methods referenced in section 2 (available product analysis, expert interview, multi-criteria decision making).</w:t>
             </w:r>
           </w:p>
         </w:tc>
@@ -3813,7 +3197,7 @@
               <w:rPr>
                 <w:rFonts w:ascii="Times New Roman" w:hAnsi="Times New Roman" w:cs="Times New Roman"/>
               </w:rPr>
-              <w:t>Basis for the Must/Should/Could/Won’t requirement priorities used in sections 5-7.</w:t>
+              <w:t>Basis for the Must/Should/Could/Won’t requirement priorities used in sections 3-4.</w:t>
             </w:r>
           </w:p>
         </w:tc>
@@ -4827,11 +4211,18 @@
   </w:compat>
   <w:rsids>
     <w:rsidRoot w:val="00563F57"/>
+    <w:rsid w:val="00002558"/>
+    <w:rsid w:val="00440603"/>
     <w:rsid w:val="00446AB4"/>
     <w:rsid w:val="00563F57"/>
+    <w:rsid w:val="005911A0"/>
     <w:rsid w:val="005F39A7"/>
+    <w:rsid w:val="005F56AC"/>
     <w:rsid w:val="00641863"/>
     <w:rsid w:val="00883955"/>
+    <w:rsid w:val="0092543F"/>
+    <w:rsid w:val="00A00F2B"/>
+    <w:rsid w:val="00A55652"/>
     <w:rsid w:val="00F94B1B"/>
   </w:rsids>
   <m:mathPr>
@@ -5291,6 +4682,14 @@
     <w:name w:val="A95A6F72DF71466E8B45A67EDCDEC9FE"/>
     <w:rsid w:val="00563F57"/>
   </w:style>
+  <w:style w:type="paragraph" w:customStyle="1" w:styleId="84FF751343914A1DB7733D2AA9BEC994">
+    <w:name w:val="84FF751343914A1DB7733D2AA9BEC994"/>
+    <w:rsid w:val="005911A0"/>
+  </w:style>
+  <w:style w:type="paragraph" w:customStyle="1" w:styleId="6B8F4475AC174C719B98891AFB47962A">
+    <w:name w:val="6B8F4475AC174C719B98891AFB47962A"/>
+    <w:rsid w:val="005911A0"/>
+  </w:style>
 </w:styles>
 </file>
 

--- a/docs/Breakout_Analysis.docx
+++ b/docs/Breakout_Analysis.docx
@@ -1272,7 +1272,7 @@
           <w:color w:val="auto"/>
         </w:rPr>
       </w:pPr>
-      <w:bookmarkStart w:id="6" w:name="_Toc239926568"/>
+      <w:bookmarkStart w:id="2" w:name="_Toc239926568"/>
       <w:r>
         <w:rPr>
           <w:rFonts w:ascii="Times New Roman" w:hAnsi="Times New Roman" w:cs="Times New Roman"/>
@@ -1280,7 +1280,7 @@
         </w:rPr>
         <w:t>2 Analysis approach and findings</w:t>
       </w:r>
-      <w:bookmarkEnd w:id="6"/>
+      <w:bookmarkEnd w:id="2"/>
     </w:p>
     <w:p>
       <w:pPr>
@@ -1499,7 +1499,6 @@
               <w:rPr>
                 <w:rFonts w:ascii="Times New Roman" w:hAnsi="Times New Roman" w:cs="Times New Roman"/>
               </w:rPr>
-              <w:lastRenderedPageBreak/>
               <w:t xml:space="preserve">What is the minimum </w:t>
             </w:r>
             <w:r>
@@ -1734,7 +1733,7 @@
           <w:color w:val="auto"/>
         </w:rPr>
       </w:pPr>
-      <w:bookmarkStart w:id="7" w:name="_Toc239926569"/>
+      <w:bookmarkStart w:id="3" w:name="_Toc239926569"/>
       <w:r>
         <w:rPr>
           <w:rFonts w:ascii="Times New Roman" w:hAnsi="Times New Roman" w:cs="Times New Roman"/>
@@ -1742,7 +1741,7 @@
         </w:rPr>
         <w:t>2.1 Research methods to use next</w:t>
       </w:r>
-      <w:bookmarkEnd w:id="7"/>
+      <w:bookmarkEnd w:id="3"/>
     </w:p>
     <w:p>
       <w:pPr>
@@ -1766,7 +1765,7 @@
           <w:color w:val="auto"/>
         </w:rPr>
       </w:pPr>
-      <w:bookmarkStart w:id="8" w:name="_Toc239926570"/>
+      <w:bookmarkStart w:id="4" w:name="_Toc239926570"/>
       <w:r>
         <w:rPr>
           <w:rFonts w:ascii="Times New Roman" w:hAnsi="Times New Roman" w:cs="Times New Roman"/>
@@ -1774,7 +1773,7 @@
         </w:rPr>
         <w:t>2.2 Scope decisions</w:t>
       </w:r>
-      <w:bookmarkEnd w:id="8"/>
+      <w:bookmarkEnd w:id="4"/>
     </w:p>
     <w:p>
       <w:pPr>
@@ -1812,7 +1811,7 @@
           <w:color w:val="auto"/>
         </w:rPr>
       </w:pPr>
-      <w:bookmarkStart w:id="9" w:name="_Toc239926571"/>
+      <w:bookmarkStart w:id="5" w:name="_Toc239926571"/>
       <w:r>
         <w:rPr>
           <w:rFonts w:ascii="Times New Roman" w:hAnsi="Times New Roman" w:cs="Times New Roman"/>
@@ -1820,7 +1819,7 @@
         </w:rPr>
         <w:t>3 Requirement priorities</w:t>
       </w:r>
-      <w:bookmarkEnd w:id="9"/>
+      <w:bookmarkEnd w:id="5"/>
     </w:p>
     <w:p>
       <w:pPr>
@@ -1858,15 +1857,16 @@
           <w:color w:val="auto"/>
         </w:rPr>
       </w:pPr>
-      <w:bookmarkStart w:id="10" w:name="_Toc239926572"/>
+      <w:bookmarkStart w:id="6" w:name="_Toc239926572"/>
       <w:r>
         <w:rPr>
           <w:rFonts w:ascii="Times New Roman" w:hAnsi="Times New Roman" w:cs="Times New Roman"/>
           <w:color w:val="auto"/>
         </w:rPr>
+        <w:lastRenderedPageBreak/>
         <w:t>4 Must have requirements</w:t>
       </w:r>
-      <w:bookmarkEnd w:id="10"/>
+      <w:bookmarkEnd w:id="6"/>
     </w:p>
     <w:p>
       <w:pPr>
@@ -2035,7 +2035,7 @@
               <w:rPr>
                 <w:rFonts w:ascii="Times New Roman" w:hAnsi="Times New Roman" w:cs="Times New Roman"/>
               </w:rPr>
-              <w:t>Run as a Java desktop application on Windows.</w:t>
+              <w:t>Run as a desktop application on Windows.</w:t>
             </w:r>
           </w:p>
         </w:tc>
@@ -2233,7 +2233,6 @@
               <w:rPr>
                 <w:rFonts w:ascii="Times New Roman" w:hAnsi="Times New Roman" w:cs="Times New Roman"/>
               </w:rPr>
-              <w:lastRenderedPageBreak/>
               <w:t>REQ-04</w:t>
             </w:r>
           </w:p>
@@ -2909,304 +2908,6 @@
           <w:bCs/>
           <w:sz w:val="30"/>
           <w:szCs w:val="30"/>
-        </w:rPr>
-      </w:pPr>
-      <w:r>
-        <w:rPr>
-          <w:rFonts w:ascii="Times New Roman" w:hAnsi="Times New Roman" w:cs="Times New Roman"/>
-        </w:rPr>
-        <w:br w:type="page"/>
-      </w:r>
-    </w:p>
-    <w:p>
-      <w:pPr>
-        <w:pStyle w:val="Heading1"/>
-        <w:rPr>
-          <w:rFonts w:ascii="Times New Roman" w:hAnsi="Times New Roman" w:cs="Times New Roman"/>
-          <w:color w:val="auto"/>
-        </w:rPr>
-      </w:pPr>
-      <w:bookmarkStart w:id="12" w:name="_Toc239926574"/>
-      <w:r>
-        <w:rPr>
-          <w:rFonts w:ascii="Times New Roman" w:hAnsi="Times New Roman" w:cs="Times New Roman"/>
-          <w:color w:val="auto"/>
-        </w:rPr>
-        <w:t>5 Sources</w:t>
-      </w:r>
-      <w:bookmarkEnd w:id="12"/>
-    </w:p>
-    <w:p>
-      <w:pPr>
-        <w:spacing w:after="160"/>
-        <w:rPr>
-          <w:rFonts w:ascii="Times New Roman" w:hAnsi="Times New Roman" w:cs="Times New Roman"/>
-        </w:rPr>
-      </w:pPr>
-      <w:r>
-        <w:rPr>
-          <w:rFonts w:ascii="Times New Roman" w:hAnsi="Times New Roman" w:cs="Times New Roman"/>
-        </w:rPr>
-        <w:t>Sources consulted while defining the problem, scope and requirements for this analysis:</w:t>
-      </w:r>
-    </w:p>
-    <w:tbl>
-      <w:tblPr>
-        <w:tblW w:w="9350" w:type="dxa"/>
-        <w:tblBorders>
-          <w:top w:val="single" w:sz="4" w:space="0" w:color="auto"/>
-          <w:left w:val="single" w:sz="4" w:space="0" w:color="auto"/>
-          <w:bottom w:val="single" w:sz="4" w:space="0" w:color="auto"/>
-          <w:right w:val="single" w:sz="4" w:space="0" w:color="auto"/>
-          <w:insideH w:val="single" w:sz="4" w:space="0" w:color="auto"/>
-          <w:insideV w:val="single" w:sz="4" w:space="0" w:color="auto"/>
-        </w:tblBorders>
-        <w:tblCellMar>
-          <w:left w:w="10" w:type="dxa"/>
-          <w:right w:w="10" w:type="dxa"/>
-        </w:tblCellMar>
-        <w:tblLook w:val="0000" w:firstRow="0" w:lastRow="0" w:firstColumn="0" w:lastColumn="0" w:noHBand="0" w:noVBand="0"/>
-      </w:tblPr>
-      <w:tblGrid>
-        <w:gridCol w:w="3500"/>
-        <w:gridCol w:w="5850"/>
-      </w:tblGrid>
-      <w:tr>
-        <w:trPr>
-          <w:tblHeader/>
-        </w:trPr>
-        <w:tc>
-          <w:tcPr>
-            <w:tcW w:w="3500" w:type="dxa"/>
-            <w:shd w:val="clear" w:color="auto" w:fill="DCE6F1"/>
-            <w:tcMar>
-              <w:top w:w="80" w:type="dxa"/>
-              <w:left w:w="100" w:type="dxa"/>
-              <w:bottom w:w="80" w:type="dxa"/>
-              <w:right w:w="100" w:type="dxa"/>
-            </w:tcMar>
-          </w:tcPr>
-          <w:p>
-            <w:pPr>
-              <w:rPr>
-                <w:rFonts w:ascii="Times New Roman" w:hAnsi="Times New Roman" w:cs="Times New Roman"/>
-              </w:rPr>
-            </w:pPr>
-            <w:r>
-              <w:rPr>
-                <w:rFonts w:ascii="Times New Roman" w:hAnsi="Times New Roman" w:cs="Times New Roman"/>
-                <w:b/>
-                <w:bCs/>
-              </w:rPr>
-              <w:t>Source</w:t>
-            </w:r>
-          </w:p>
-        </w:tc>
-        <w:tc>
-          <w:tcPr>
-            <w:tcW w:w="5850" w:type="dxa"/>
-            <w:shd w:val="clear" w:color="auto" w:fill="DCE6F1"/>
-            <w:tcMar>
-              <w:top w:w="80" w:type="dxa"/>
-              <w:left w:w="100" w:type="dxa"/>
-              <w:bottom w:w="80" w:type="dxa"/>
-              <w:right w:w="100" w:type="dxa"/>
-            </w:tcMar>
-          </w:tcPr>
-          <w:p>
-            <w:pPr>
-              <w:rPr>
-                <w:rFonts w:ascii="Times New Roman" w:hAnsi="Times New Roman" w:cs="Times New Roman"/>
-              </w:rPr>
-            </w:pPr>
-            <w:r>
-              <w:rPr>
-                <w:rFonts w:ascii="Times New Roman" w:hAnsi="Times New Roman" w:cs="Times New Roman"/>
-                <w:b/>
-                <w:bCs/>
-              </w:rPr>
-              <w:t>Used for</w:t>
-            </w:r>
-          </w:p>
-        </w:tc>
-      </w:tr>
-      <w:tr>
-        <w:tc>
-          <w:tcPr>
-            <w:tcW w:w="3500" w:type="dxa"/>
-            <w:tcMar>
-              <w:top w:w="80" w:type="dxa"/>
-              <w:left w:w="100" w:type="dxa"/>
-              <w:bottom w:w="80" w:type="dxa"/>
-              <w:right w:w="100" w:type="dxa"/>
-            </w:tcMar>
-          </w:tcPr>
-          <w:p>
-            <w:pPr>
-              <w:rPr>
-                <w:rFonts w:ascii="Times New Roman" w:hAnsi="Times New Roman" w:cs="Times New Roman"/>
-              </w:rPr>
-            </w:pPr>
-            <w:r>
-              <w:rPr>
-                <w:rFonts w:ascii="Times New Roman" w:hAnsi="Times New Roman" w:cs="Times New Roman"/>
-              </w:rPr>
-              <w:t>Fontys, Workshop Analysis and Advice (course material)</w:t>
-            </w:r>
-          </w:p>
-        </w:tc>
-        <w:tc>
-          <w:tcPr>
-            <w:tcW w:w="5850" w:type="dxa"/>
-            <w:tcMar>
-              <w:top w:w="80" w:type="dxa"/>
-              <w:left w:w="100" w:type="dxa"/>
-              <w:bottom w:w="80" w:type="dxa"/>
-              <w:right w:w="100" w:type="dxa"/>
-            </w:tcMar>
-          </w:tcPr>
-          <w:p>
-            <w:pPr>
-              <w:rPr>
-                <w:rFonts w:ascii="Times New Roman" w:hAnsi="Times New Roman" w:cs="Times New Roman"/>
-              </w:rPr>
-            </w:pPr>
-            <w:r>
-              <w:rPr>
-                <w:rFonts w:ascii="Times New Roman" w:hAnsi="Times New Roman" w:cs="Times New Roman"/>
-              </w:rPr>
-              <w:t>Definition of analysis, research methods overview, and the Analysis/Advice document structure followed in this document.</w:t>
-            </w:r>
-          </w:p>
-        </w:tc>
-      </w:tr>
-      <w:tr>
-        <w:tc>
-          <w:tcPr>
-            <w:tcW w:w="3500" w:type="dxa"/>
-            <w:tcMar>
-              <w:top w:w="80" w:type="dxa"/>
-              <w:left w:w="100" w:type="dxa"/>
-              <w:bottom w:w="80" w:type="dxa"/>
-              <w:right w:w="100" w:type="dxa"/>
-            </w:tcMar>
-          </w:tcPr>
-          <w:p>
-            <w:pPr>
-              <w:rPr>
-                <w:rFonts w:ascii="Times New Roman" w:hAnsi="Times New Roman" w:cs="Times New Roman"/>
-              </w:rPr>
-            </w:pPr>
-            <w:r>
-              <w:rPr>
-                <w:rFonts w:ascii="Times New Roman" w:hAnsi="Times New Roman" w:cs="Times New Roman"/>
-              </w:rPr>
-              <w:t>ictresearchmethods.nl</w:t>
-            </w:r>
-          </w:p>
-        </w:tc>
-        <w:tc>
-          <w:tcPr>
-            <w:tcW w:w="5850" w:type="dxa"/>
-            <w:tcMar>
-              <w:top w:w="80" w:type="dxa"/>
-              <w:left w:w="100" w:type="dxa"/>
-              <w:bottom w:w="80" w:type="dxa"/>
-              <w:right w:w="100" w:type="dxa"/>
-            </w:tcMar>
-          </w:tcPr>
-          <w:p>
-            <w:pPr>
-              <w:rPr>
-                <w:rFonts w:ascii="Times New Roman" w:hAnsi="Times New Roman" w:cs="Times New Roman"/>
-              </w:rPr>
-            </w:pPr>
-            <w:r>
-              <w:rPr>
-                <w:rFonts w:ascii="Times New Roman" w:hAnsi="Times New Roman" w:cs="Times New Roman"/>
-              </w:rPr>
-              <w:t>Overview of research methods referenced in section 2 (available product analysis, expert interview, multi-criteria decision making).</w:t>
-            </w:r>
-          </w:p>
-        </w:tc>
-      </w:tr>
-      <w:tr>
-        <w:tc>
-          <w:tcPr>
-            <w:tcW w:w="3500" w:type="dxa"/>
-            <w:tcMar>
-              <w:top w:w="80" w:type="dxa"/>
-              <w:left w:w="100" w:type="dxa"/>
-              <w:bottom w:w="80" w:type="dxa"/>
-              <w:right w:w="100" w:type="dxa"/>
-            </w:tcMar>
-          </w:tcPr>
-          <w:p>
-            <w:pPr>
-              <w:rPr>
-                <w:rFonts w:ascii="Times New Roman" w:hAnsi="Times New Roman" w:cs="Times New Roman"/>
-              </w:rPr>
-            </w:pPr>
-            <w:proofErr w:type="spellStart"/>
-            <w:r>
-              <w:rPr>
-                <w:rFonts w:ascii="Times New Roman" w:hAnsi="Times New Roman" w:cs="Times New Roman"/>
-              </w:rPr>
-              <w:t>MoSCoW</w:t>
-            </w:r>
-            <w:proofErr w:type="spellEnd"/>
-            <w:r>
-              <w:rPr>
-                <w:rFonts w:ascii="Times New Roman" w:hAnsi="Times New Roman" w:cs="Times New Roman"/>
-              </w:rPr>
-              <w:t xml:space="preserve"> </w:t>
-            </w:r>
-            <w:proofErr w:type="spellStart"/>
-            <w:r>
-              <w:rPr>
-                <w:rFonts w:ascii="Times New Roman" w:hAnsi="Times New Roman" w:cs="Times New Roman"/>
-              </w:rPr>
-              <w:t>prioritisation</w:t>
-            </w:r>
-            <w:proofErr w:type="spellEnd"/>
-            <w:r>
-              <w:rPr>
-                <w:rFonts w:ascii="Times New Roman" w:hAnsi="Times New Roman" w:cs="Times New Roman"/>
-              </w:rPr>
-              <w:t xml:space="preserve"> method</w:t>
-            </w:r>
-          </w:p>
-        </w:tc>
-        <w:tc>
-          <w:tcPr>
-            <w:tcW w:w="5850" w:type="dxa"/>
-            <w:tcMar>
-              <w:top w:w="80" w:type="dxa"/>
-              <w:left w:w="100" w:type="dxa"/>
-              <w:bottom w:w="80" w:type="dxa"/>
-              <w:right w:w="100" w:type="dxa"/>
-            </w:tcMar>
-          </w:tcPr>
-          <w:p>
-            <w:pPr>
-              <w:rPr>
-                <w:rFonts w:ascii="Times New Roman" w:hAnsi="Times New Roman" w:cs="Times New Roman"/>
-              </w:rPr>
-            </w:pPr>
-            <w:r>
-              <w:rPr>
-                <w:rFonts w:ascii="Times New Roman" w:hAnsi="Times New Roman" w:cs="Times New Roman"/>
-              </w:rPr>
-              <w:t>Basis for the Must/Should/Could/Won’t requirement priorities used in sections 3-4.</w:t>
-            </w:r>
-          </w:p>
-        </w:tc>
-      </w:tr>
-    </w:tbl>
-    <w:p>
-      <w:pPr>
-        <w:rPr>
-          <w:rFonts w:ascii="Times New Roman" w:hAnsi="Times New Roman" w:cs="Times New Roman"/>
         </w:rPr>
       </w:pPr>
     </w:p>
@@ -4212,6 +3913,8 @@
   <w:rsids>
     <w:rsidRoot w:val="00563F57"/>
     <w:rsid w:val="00002558"/>
+    <w:rsid w:val="00086E33"/>
+    <w:rsid w:val="000B2F62"/>
     <w:rsid w:val="00440603"/>
     <w:rsid w:val="00446AB4"/>
     <w:rsid w:val="00563F57"/>
@@ -4682,14 +4385,6 @@
     <w:name w:val="A95A6F72DF71466E8B45A67EDCDEC9FE"/>
     <w:rsid w:val="00563F57"/>
   </w:style>
-  <w:style w:type="paragraph" w:customStyle="1" w:styleId="84FF751343914A1DB7733D2AA9BEC994">
-    <w:name w:val="84FF751343914A1DB7733D2AA9BEC994"/>
-    <w:rsid w:val="005911A0"/>
-  </w:style>
-  <w:style w:type="paragraph" w:customStyle="1" w:styleId="6B8F4475AC174C719B98891AFB47962A">
-    <w:name w:val="6B8F4475AC174C719B98891AFB47962A"/>
-    <w:rsid w:val="005911A0"/>
-  </w:style>
 </w:styles>
 </file>
 
